--- a/research/Evidentiary_Deficit_Article_CCI_SUBMISSION_LOG_2026-08-19.docx
+++ b/research/Evidentiary_Deficit_Article_CCI_SUBMISSION_LOG_2026-08-19.docx
@@ -853,7 +853,7 @@
         <w:spacing w:after="160" w:line="276" w:lineRule="auto"/>
       </w:pPr>
       <w:r>
-        <w:t xml:space="preserve">| VII. Litigation and Regulatory Exposure | folded into "Where AI-assisted records break down" |</w:t>
+        <w:t xml:space="preserve">| VII. Litigation and Regulatory Exposure | folded into the end of "Where AI-assisted records break down" |</w:t>
       </w:r>
     </w:p>
     <w:p>

--- a/research/Evidentiary_Deficit_Article_CCI_SUBMISSION_LOG_2026-08-19.docx
+++ b/research/Evidentiary_Deficit_Article_CCI_SUBMISSION_LOG_2026-08-19.docx
@@ -105,7 +105,7 @@
         <w:rPr>
           <w:b/>
         </w:rPr>
-        <w:t xml:space="preserve">1627 words.</w:t>
+        <w:t xml:space="preserve">1636 words.</w:t>
       </w:r>
       <w:r>
         <w:t xml:space="preserve"> Clears the floor |</w:t>
@@ -139,7 +139,7 @@
         <w:rPr>
           <w:b/>
         </w:rPr>
-        <w:t xml:space="preserve">4 over 1627 words = 2.5 per 1,000.</w:t>
+        <w:t xml:space="preserve">4 over 1636 words = 2.4 per 1,000.</w:t>
       </w:r>
       <w:r>
         <w:t xml:space="preserve"> Was 10 = 5.7, a violation |</w:t>
@@ -781,7 +781,7 @@
         <w:spacing w:after="160" w:line="276" w:lineRule="auto"/>
       </w:pPr>
       <w:r>
-        <w:t xml:space="preserve">Ten numbered sections became 4 sentence-case subheadings. Nothing was deleted in the merge; the propositions from the folded sections are asserted individually in the check and all 26 are present.</w:t>
+        <w:t xml:space="preserve">Ten numbered sections became 4 sentence-case subheadings. Nothing was deleted in the merge; the propositions from the folded sections are asserted individually in the check and all 29 are present.</w:t>
       </w:r>
     </w:p>
     <w:p>
@@ -924,6 +924,14 @@
         <w:spacing w:after="160" w:line="276" w:lineRule="auto"/>
       </w:pPr>
       <w:r>
+        <w:t xml:space="preserve">- `organisations to demonstrate` to `organizations to demonstrate`</w:t>
+      </w:r>
+    </w:p>
+    <w:p>
+      <w:pPr>
+        <w:spacing w:after="160" w:line="276" w:lineRule="auto"/>
+      </w:pPr>
+      <w:r>
         <w:t xml:space="preserve">Serial commas were removed at 21 sites for AP conformity, including inside the nine practitioner controls. </w:t>
       </w:r>
       <w:r>
@@ -1173,7 +1181,7 @@
         <w:spacing w:after="160" w:line="276" w:lineRule="auto"/>
       </w:pPr>
       <w:r>
-        <w:t xml:space="preserve">26 legal propositions and required elements are asserted by needle and all are present. 20 banned terms are asserted absent and none appears.</w:t>
+        <w:t xml:space="preserve">29 legal propositions and required elements are asserted by needle and all are present. 23 banned terms are asserted absent and none appears.</w:t>
       </w:r>
     </w:p>
     <w:p>
@@ -1350,6 +1358,30 @@
       </w:pPr>
       <w:r>
         <w:t xml:space="preserve">- institutional trust paragraph, carried over from Section VII</w:t>
+      </w:r>
+    </w:p>
+    <w:p>
+      <w:pPr>
+        <w:spacing w:after="160" w:line="276" w:lineRule="auto"/>
+      </w:pPr>
+      <w:r>
+        <w:t xml:space="preserve">- GDPR accountability stated as a demonstration duty, not a decision-explanation duty. Hekim Colpan's correction, 2026-08-19</w:t>
+      </w:r>
+    </w:p>
+    <w:p>
+      <w:pPr>
+        <w:spacing w:after="160" w:line="276" w:lineRule="auto"/>
+      </w:pPr>
+      <w:r>
+        <w:t xml:space="preserve">- AI Act documentation obligations kept distinct from GDPR accountability and bounded to the regimes that apply. Hekim Colpan's correction, 2026-08-19</w:t>
+      </w:r>
+    </w:p>
+    <w:p>
+      <w:pPr>
+        <w:spacing w:after="160" w:line="276" w:lineRule="auto"/>
+      </w:pPr>
+      <w:r>
+        <w:t xml:space="preserve">- control 3. AI-generated material is not excluded from the record; the conclusion must not rest on it alone. Hekim Colpan's correction, 2026-08-19</w:t>
       </w:r>
     </w:p>
     <w:p>
